--- a/conf/base_document/form_template/dg/3E-FPGA/测试内容充分性及测试方法有效性分析.docx
+++ b/conf/base_document/form_template/dg/3E-FPGA/测试内容充分性及测试方法有效性分析.docx
@@ -109,10 +109,10 @@
     </w:p>
     <w:p>
       <w:pPr>
-        <w:pStyle w:val="aff2"/>
-        <w:ind w:firstLine="480"/>
+        <w:pStyle w:val="RC"/>
+        <w:adjustRightInd w:val="0"/>
         <w:rPr>
-          <w:szCs w:val="24"/>
+          <w:rFonts w:cs="Times New Roman"/>
         </w:rPr>
       </w:pPr>
       <w:r>
@@ -180,17 +180,17 @@
       </w:r>
       <w:r>
         <w:rPr>
-          <w:szCs w:val="24"/>
+          <w:rFonts w:cs="Times New Roman"/>
         </w:rPr>
         <w:t>。</w:t>
       </w:r>
     </w:p>
     <w:p>
       <w:pPr>
-        <w:pStyle w:val="aff2"/>
-        <w:ind w:firstLine="480"/>
+        <w:pStyle w:val="RC"/>
+        <w:adjustRightInd w:val="0"/>
         <w:rPr>
-          <w:szCs w:val="24"/>
+          <w:rFonts w:cs="Times New Roman"/>
         </w:rPr>
       </w:pPr>
       <w:r>
@@ -217,10 +217,25 @@
         <w:rPr>
           <w:szCs w:val="24"/>
         </w:rPr>
-        <w:t>。测试过程能够满足对被测软件测评要求，保证测试效率并获得完整有效的测试结果。</w:t>
+        <w:t>。测试过程能够满足对被测软件测评要求，保证测试效率并获得完整有效的测试结果</w:t>
+      </w:r>
+      <w:r>
+        <w:rPr>
+          <w:rFonts w:cs="Times New Roman"/>
+        </w:rPr>
+        <w:t>。</w:t>
       </w:r>
     </w:p>
-    <w:p/>
+    <w:p>
+      <w:pPr>
+        <w:pStyle w:val="RC"/>
+        <w:adjustRightInd w:val="0"/>
+        <w:ind w:firstLineChars="0" w:firstLine="0"/>
+        <w:rPr>
+          <w:rFonts w:cs="Times New Roman" w:hint="eastAsia"/>
+        </w:rPr>
+      </w:pPr>
+    </w:p>
     <w:sectPr>
       <w:headerReference w:type="even" r:id="rId8"/>
       <w:footerReference w:type="even" r:id="rId9"/>
@@ -16468,6 +16483,34 @@
       <w:color w:val="666666"/>
     </w:rPr>
   </w:style>
+  <w:style w:type="paragraph" w:customStyle="1" w:styleId="RC">
+    <w:name w:val="RC正文"/>
+    <w:basedOn w:val="aa"/>
+    <w:link w:val="RCChar"/>
+    <w:rsid w:val="001C22C9"/>
+    <w:pPr>
+      <w:spacing w:line="360" w:lineRule="auto"/>
+      <w:ind w:firstLineChars="200" w:firstLine="480"/>
+    </w:pPr>
+    <w:rPr>
+      <w:rFonts w:eastAsiaTheme="minorEastAsia" w:cstheme="minorBidi"/>
+      <w:sz w:val="24"/>
+      <w:szCs w:val="22"/>
+    </w:rPr>
+  </w:style>
+  <w:style w:type="character" w:customStyle="1" w:styleId="RCChar">
+    <w:name w:val="RC正文 Char"/>
+    <w:basedOn w:val="ab"/>
+    <w:link w:val="RC"/>
+    <w:qFormat/>
+    <w:rsid w:val="001C22C9"/>
+    <w:rPr>
+      <w:rFonts w:eastAsiaTheme="minorEastAsia" w:cstheme="minorBidi"/>
+      <w:kern w:val="2"/>
+      <w:sz w:val="24"/>
+      <w:szCs w:val="22"/>
+    </w:rPr>
+  </w:style>
 </w:styles>
 </file>
 
